--- a/Java_core/Assignment/Module1/src/Theory/6.Object oriented Programming concepts.docx
+++ b/Java_core/Assignment/Module1/src/Theory/6.Object oriented Programming concepts.docx
@@ -954,23 +954,7 @@
           <w:sz w:val="28"/>
           <w:szCs w:val="28"/>
         </w:rPr>
-        <w:t xml:space="preserve">D. </w:t>
-      </w:r>
-      <w:proofErr w:type="gramStart"/>
-      <w:r>
-        <w:rPr>
-          <w:sz w:val="28"/>
-          <w:szCs w:val="28"/>
-        </w:rPr>
-        <w:t>Abstraction :</w:t>
-      </w:r>
-      <w:proofErr w:type="gramEnd"/>
-      <w:r>
-        <w:rPr>
-          <w:sz w:val="28"/>
-          <w:szCs w:val="28"/>
-        </w:rPr>
-        <w:t>-</w:t>
+        <w:t>D. Abstraction :-</w:t>
       </w:r>
     </w:p>
     <w:p>
@@ -1087,23 +1071,7 @@
           <w:sz w:val="28"/>
           <w:szCs w:val="28"/>
         </w:rPr>
-        <w:t xml:space="preserve">           The abstract class is </w:t>
-      </w:r>
-      <w:proofErr w:type="gramStart"/>
-      <w:r>
-        <w:rPr>
-          <w:sz w:val="28"/>
-          <w:szCs w:val="28"/>
-        </w:rPr>
-        <w:t>an</w:t>
-      </w:r>
-      <w:proofErr w:type="gramEnd"/>
-      <w:r>
-        <w:rPr>
-          <w:sz w:val="28"/>
-          <w:szCs w:val="28"/>
-        </w:rPr>
-        <w:t xml:space="preserve"> class which consist of abstract method.</w:t>
+        <w:t xml:space="preserve">           The abstract class is an class which consist of abstract method.</w:t>
       </w:r>
     </w:p>
     <w:p>
@@ -1119,39 +1087,7 @@
           <w:sz w:val="28"/>
           <w:szCs w:val="28"/>
         </w:rPr>
-        <w:t xml:space="preserve"> Abstract method </w:t>
-      </w:r>
-      <w:proofErr w:type="gramStart"/>
-      <w:r>
-        <w:rPr>
-          <w:sz w:val="28"/>
-          <w:szCs w:val="28"/>
-        </w:rPr>
-        <w:t>-  it</w:t>
-      </w:r>
-      <w:proofErr w:type="gramEnd"/>
-      <w:r>
-        <w:rPr>
-          <w:sz w:val="28"/>
-          <w:szCs w:val="28"/>
-        </w:rPr>
-        <w:t xml:space="preserve"> is </w:t>
-      </w:r>
-      <w:proofErr w:type="gramStart"/>
-      <w:r>
-        <w:rPr>
-          <w:sz w:val="28"/>
-          <w:szCs w:val="28"/>
-        </w:rPr>
-        <w:t>an</w:t>
-      </w:r>
-      <w:proofErr w:type="gramEnd"/>
-      <w:r>
-        <w:rPr>
-          <w:sz w:val="28"/>
-          <w:szCs w:val="28"/>
-        </w:rPr>
-        <w:t xml:space="preserve"> method which is only declared in abstract class     </w:t>
+        <w:t xml:space="preserve"> Abstract method -  it is an method which is only declared in abstract class     </w:t>
       </w:r>
       <w:r>
         <w:rPr>
@@ -1165,39 +1101,7 @@
           <w:sz w:val="28"/>
           <w:szCs w:val="28"/>
         </w:rPr>
-        <w:t xml:space="preserve">where </w:t>
-      </w:r>
-      <w:proofErr w:type="gramStart"/>
-      <w:r>
-        <w:rPr>
-          <w:sz w:val="28"/>
-          <w:szCs w:val="28"/>
-        </w:rPr>
-        <w:t>it’s</w:t>
-      </w:r>
-      <w:proofErr w:type="gramEnd"/>
-      <w:r>
-        <w:rPr>
-          <w:sz w:val="28"/>
-          <w:szCs w:val="28"/>
-        </w:rPr>
-        <w:t xml:space="preserve"> body is defined in </w:t>
-      </w:r>
-      <w:proofErr w:type="gramStart"/>
-      <w:r>
-        <w:rPr>
-          <w:sz w:val="28"/>
-          <w:szCs w:val="28"/>
-        </w:rPr>
-        <w:t>it’s</w:t>
-      </w:r>
-      <w:proofErr w:type="gramEnd"/>
-      <w:r>
-        <w:rPr>
-          <w:sz w:val="28"/>
-          <w:szCs w:val="28"/>
-        </w:rPr>
-        <w:t xml:space="preserve"> subclass.</w:t>
+        <w:t>where it’s body is defined in it’s subclass.</w:t>
       </w:r>
     </w:p>
     <w:p>
@@ -1231,23 +1135,7 @@
           <w:sz w:val="28"/>
           <w:szCs w:val="28"/>
         </w:rPr>
-        <w:t xml:space="preserve">          Features of abstract </w:t>
-      </w:r>
-      <w:proofErr w:type="gramStart"/>
-      <w:r>
-        <w:rPr>
-          <w:sz w:val="28"/>
-          <w:szCs w:val="28"/>
-        </w:rPr>
-        <w:t>class :</w:t>
-      </w:r>
-      <w:proofErr w:type="gramEnd"/>
-      <w:r>
-        <w:rPr>
-          <w:sz w:val="28"/>
-          <w:szCs w:val="28"/>
-        </w:rPr>
-        <w:t>-</w:t>
+        <w:t xml:space="preserve">          Features of abstract class :-</w:t>
       </w:r>
     </w:p>
     <w:p>
@@ -1264,23 +1152,21 @@
           <w:sz w:val="28"/>
           <w:szCs w:val="28"/>
         </w:rPr>
-        <w:t xml:space="preserve">          1.Every abstract will contain </w:t>
-      </w:r>
-      <w:proofErr w:type="spellStart"/>
-      <w:r>
-        <w:rPr>
-          <w:sz w:val="28"/>
-          <w:szCs w:val="28"/>
-        </w:rPr>
-        <w:t>atleast</w:t>
-      </w:r>
-      <w:proofErr w:type="spellEnd"/>
-      <w:r>
-        <w:rPr>
-          <w:sz w:val="28"/>
-          <w:szCs w:val="28"/>
-        </w:rPr>
-        <w:t xml:space="preserve"> one abstract method.</w:t>
+        <w:t xml:space="preserve">          1.Every abstract </w:t>
+      </w:r>
+      <w:r>
+        <w:rPr>
+          <w:sz w:val="28"/>
+          <w:szCs w:val="28"/>
+        </w:rPr>
+        <w:t xml:space="preserve">may or may not contain </w:t>
+      </w:r>
+      <w:r>
+        <w:rPr>
+          <w:sz w:val="28"/>
+          <w:szCs w:val="28"/>
+        </w:rPr>
+        <w:t xml:space="preserve"> abstract method.</w:t>
       </w:r>
     </w:p>
     <w:p>
